--- a/deliverables/video-3-slides/hit-final/Video_3_YouTube_Description_HIT.docx
+++ b/deliverables/video-3-slides/hit-final/Video_3_YouTube_Description_HIT.docx
@@ -175,7 +175,7 @@
           <w:color w:val="9B2C10"/>
           <w:sz w:val="21"/>
         </w:rPr>
-        <w:t>Video 3's public copy carries no emoji section labels. That is the approved treatment for this video and it is deliberately unchanged in this pass; do not import the Videos 6 to 8 emoji system into it. The safety paragraph and the permitted-evidence paragraph are part of the public copy and must be pasted with it.</w:t>
+        <w:t>The restrained emoji system is part of the approved v4.0 standard: ✨ teaching points, 🧭 CTA and resource, ⏱️ chapters, ▶️ Watch Next, 🔗 Connect and Explore. Do not remove it and do not add more. The safety paragraph and the permitted-evidence paragraph are part of the public copy and must be pasted with it.</w:t>
       </w:r>
     </w:p>
     <w:p>
@@ -247,7 +247,7 @@
           <w:i w:val="0"/>
           <w:sz w:val="22"/>
         </w:rPr>
-        <w:t>1. Preserve the evidence.</w:t>
+        <w:t>✨ Preserve the evidence.</w:t>
       </w:r>
     </w:p>
     <w:p>
@@ -261,7 +261,7 @@
           <w:i w:val="0"/>
           <w:sz w:val="22"/>
         </w:rPr>
-        <w:t>2. Name what the work built in you.</w:t>
+        <w:t>✨ Name what the work built in you.</w:t>
       </w:r>
     </w:p>
     <w:p>
@@ -275,7 +275,7 @@
           <w:i w:val="0"/>
           <w:sz w:val="22"/>
         </w:rPr>
-        <w:t>3. Test the next move.</w:t>
+        <w:t>✨ Test the next move.</w:t>
       </w:r>
     </w:p>
     <w:p>
@@ -331,7 +331,7 @@
           <w:i w:val="0"/>
           <w:sz w:val="22"/>
         </w:rPr>
-        <w:t>CAREER DECISION EVIDENCE CHECK</w:t>
+        <w:t>🧭 CAREER DECISION EVIDENCE CHECK</w:t>
       </w:r>
     </w:p>
     <w:p>
@@ -387,7 +387,7 @@
           <w:i w:val="0"/>
           <w:sz w:val="22"/>
         </w:rPr>
-        <w:t>WATCH NEXT</w:t>
+        <w:t>▶️ WATCH NEXT</w:t>
       </w:r>
     </w:p>
     <w:p>
@@ -443,7 +443,7 @@
           <w:i w:val="0"/>
           <w:sz w:val="22"/>
         </w:rPr>
-        <w:t>CHAPTERS</w:t>
+        <w:t>⏱️ CHAPTERS</w:t>
       </w:r>
     </w:p>
     <w:p>
@@ -598,6 +598,118 @@
           <w:sz w:val="22"/>
         </w:rPr>
         <w:t>08:14   Watch next</w:t>
+      </w:r>
+    </w:p>
+    <w:p>
+      <w:pPr>
+        <w:spacing w:before="0" w:after="20" w:line="250" w:lineRule="auto"/>
+        <w:keepLines w:val="1"/>
+      </w:pPr>
+      <w:r>
+        <w:rPr>
+          <w:b w:val="0"/>
+          <w:i w:val="0"/>
+          <w:sz w:val="22"/>
+        </w:rPr>
+        <w:t xml:space="preserve"> </w:t>
+      </w:r>
+    </w:p>
+    <w:p>
+      <w:pPr>
+        <w:spacing w:before="0" w:after="48" w:line="250" w:lineRule="auto"/>
+        <w:keepLines w:val="1"/>
+      </w:pPr>
+      <w:r>
+        <w:rPr>
+          <w:b w:val="0"/>
+          <w:i w:val="0"/>
+          <w:sz w:val="22"/>
+        </w:rPr>
+        <w:t>🔗 CONNECT AND EXPLORE</w:t>
+      </w:r>
+    </w:p>
+    <w:p>
+      <w:pPr>
+        <w:spacing w:before="0" w:after="48" w:line="250" w:lineRule="auto"/>
+        <w:keepLines w:val="1"/>
+      </w:pPr>
+      <w:r>
+        <w:rPr>
+          <w:b w:val="0"/>
+          <w:i w:val="0"/>
+          <w:sz w:val="22"/>
+        </w:rPr>
+        <w:t>Website:</w:t>
+      </w:r>
+    </w:p>
+    <w:p>
+      <w:pPr>
+        <w:spacing w:before="0" w:after="48" w:line="250" w:lineRule="auto"/>
+        <w:keepLines w:val="1"/>
+      </w:pPr>
+      <w:r>
+        <w:rPr>
+          <w:b w:val="0"/>
+          <w:i w:val="0"/>
+          <w:sz w:val="22"/>
+        </w:rPr>
+        <w:t>https://temidayoafonja.com</w:t>
+      </w:r>
+    </w:p>
+    <w:p>
+      <w:pPr>
+        <w:spacing w:before="0" w:after="48" w:line="250" w:lineRule="auto"/>
+        <w:keepLines w:val="1"/>
+      </w:pPr>
+      <w:r>
+        <w:rPr>
+          <w:b w:val="0"/>
+          <w:i w:val="0"/>
+          <w:sz w:val="22"/>
+        </w:rPr>
+        <w:t>LinkedIn:</w:t>
+      </w:r>
+    </w:p>
+    <w:p>
+      <w:pPr>
+        <w:spacing w:before="0" w:after="48" w:line="250" w:lineRule="auto"/>
+        <w:keepLines w:val="1"/>
+      </w:pPr>
+      <w:r>
+        <w:rPr>
+          <w:b w:val="0"/>
+          <w:i w:val="0"/>
+          <w:sz w:val="22"/>
+        </w:rPr>
+        <w:t>https://www.linkedin.com/in/temidayo-afonja</w:t>
+      </w:r>
+    </w:p>
+    <w:p>
+      <w:pPr>
+        <w:spacing w:before="0" w:after="48" w:line="250" w:lineRule="auto"/>
+        <w:keepLines w:val="1"/>
+      </w:pPr>
+      <w:r>
+        <w:rPr>
+          <w:b w:val="0"/>
+          <w:i w:val="0"/>
+          <w:sz w:val="22"/>
+        </w:rPr>
+        <w:t>Substack:</w:t>
+      </w:r>
+    </w:p>
+    <w:p>
+      <w:pPr>
+        <w:spacing w:before="0" w:after="48" w:line="250" w:lineRule="auto"/>
+        <w:keepLines w:val="1"/>
+      </w:pPr>
+      <w:r>
+        <w:rPr>
+          <w:b w:val="0"/>
+          <w:i w:val="0"/>
+          <w:sz w:val="22"/>
+        </w:rPr>
+        <w:t>https://temidayoafonja.substack.com</w:t>
       </w:r>
     </w:p>
     <w:p>
@@ -992,6 +1104,51 @@
         <w:t>How to Change Jobs Without Starting Your Career Over  (Video 1)</w:t>
       </w:r>
     </w:p>
+    <w:p>
+      <w:pPr>
+        <w:spacing w:before="96" w:after="54" w:line="250" w:lineRule="auto"/>
+        <w:keepLines w:val="1"/>
+        <w:keepNext w:val="1"/>
+      </w:pPr>
+      <w:r>
+        <w:rPr>
+          <w:b/>
+          <w:i w:val="0"/>
+          <w:color w:val="0F2346"/>
+          <w:sz w:val="28"/>
+        </w:rPr>
+        <w:t>YouTube tag field</w:t>
+      </w:r>
+    </w:p>
+    <w:p>
+      <w:pPr>
+        <w:spacing w:before="0" w:after="40" w:line="250" w:lineRule="auto"/>
+        <w:keepLines w:val="1"/>
+      </w:pPr>
+      <w:r>
+        <w:rPr>
+          <w:b w:val="0"/>
+          <w:i/>
+          <w:color w:val="5A6B82"/>
+          <w:sz w:val="21"/>
+        </w:rPr>
+        <w:t>Paste into the tag field only.</w:t>
+      </w:r>
+    </w:p>
+    <w:p>
+      <w:pPr>
+        <w:spacing w:before="0" w:after="68" w:line="250" w:lineRule="auto"/>
+        <w:keepLines w:val="1"/>
+      </w:pPr>
+      <w:r>
+        <w:rPr>
+          <w:b w:val="0"/>
+          <w:i w:val="0"/>
+          <w:sz w:val="21"/>
+        </w:rPr>
+        <w:t>things to do before quitting your job, before you resign, should I quit my job, career change, career transition, career decision, quitting your job, career evidence, career portability, experienced professionals, Temidayo Afonja, Capability Formation</w:t>
+      </w:r>
+    </w:p>
     <w:sectPr>
       <w:pgSz w:w="12240" w:h="15840"/>
       <w:pgMar w:top="1296" w:right="1512" w:bottom="1296" w:left="1512" w:header="720" w:footer="720" w:gutter="0"/>

--- a/deliverables/video-3-slides/hit-final/Video_3_YouTube_Description_HIT.docx
+++ b/deliverables/video-3-slides/hit-final/Video_3_YouTube_Description_HIT.docx
@@ -42,7 +42,7 @@
           <w:color w:val="5A6B82"/>
           <w:sz w:val="22"/>
         </w:rPr>
-        <w:t>Video 3  ·  YouTube description</w:t>
+        <w:t>Video 3  ·  YouTube description  ·  v5.0</w:t>
       </w:r>
     </w:p>
     <w:p>
@@ -175,7 +175,7 @@
           <w:color w:val="9B2C10"/>
           <w:sz w:val="21"/>
         </w:rPr>
-        <w:t>The restrained emoji system is part of the approved v4.0 standard: ✨ teaching points, 🧭 CTA and resource, ⏱️ chapters, ▶️ Watch Next, 🔗 Connect and Explore. Do not remove it and do not add more. The safety paragraph and the permitted-evidence paragraph are part of the public copy and must be pasted with it.</w:t>
+        <w:t>The restrained emoji system is part of the approved standard: ✨ teaching points, 🧭 CTA and resource, ⏱️ chapters, ▶️ Watch Next, 🔗 Connect and Explore. Do not remove it and do not add more.</w:t>
       </w:r>
     </w:p>
     <w:p>
@@ -205,7 +205,7 @@
           <w:i w:val="0"/>
           <w:sz w:val="22"/>
         </w:rPr>
-        <w:t>If you are seriously thinking about quitting your job, there are three things worth checking before you resign.</w:t>
+        <w:t>If you are seriously thinking about quitting, this is not a video trying to talk you out of it.</w:t>
       </w:r>
     </w:p>
     <w:p>
@@ -219,7 +219,7 @@
           <w:i w:val="0"/>
           <w:sz w:val="22"/>
         </w:rPr>
-        <w:t>In this video I show you how to preserve permitted evidence of your work, name what that work actually built in you, and test whether your next move uses something you have already proved while asking you to build something genuinely new.</w:t>
+        <w:t>I do not know your manager, your workload or what this year has cost you. You do. What I do know is that people leave carrying far less than they earned, and they only find out months later.</w:t>
       </w:r>
     </w:p>
     <w:p>
@@ -233,7 +233,7 @@
           <w:i w:val="0"/>
           <w:sz w:val="22"/>
         </w:rPr>
-        <w:t>Your three checks are:</w:t>
+        <w:t>The day you resign, access changes. Dates, context, what was actually yours — all of it gets harder to reach.</w:t>
       </w:r>
     </w:p>
     <w:p>
@@ -247,7 +247,7 @@
           <w:i w:val="0"/>
           <w:sz w:val="22"/>
         </w:rPr>
-        <w:t>✨ Preserve the evidence.</w:t>
+        <w:t>So before you go, three things:</w:t>
       </w:r>
     </w:p>
     <w:p>
@@ -261,7 +261,7 @@
           <w:i w:val="0"/>
           <w:sz w:val="22"/>
         </w:rPr>
-        <w:t>✨ Name what the work built in you.</w:t>
+        <w:t>✨ Preserve the evidence — a truthful record of your own contribution, in your own words, using only what you are entitled to keep.</w:t>
       </w:r>
     </w:p>
     <w:p>
@@ -275,7 +275,7 @@
           <w:i w:val="0"/>
           <w:sz w:val="22"/>
         </w:rPr>
-        <w:t>✨ Test the next move.</w:t>
+        <w:t>✨ Name what the work built in you — the judgment, not just the result.</w:t>
       </w:r>
     </w:p>
     <w:p>
@@ -289,7 +289,7 @@
           <w:i w:val="0"/>
           <w:sz w:val="22"/>
         </w:rPr>
-        <w:t>This is not advice to delay leaving an unsafe or harmful situation. If your health or safety is at risk, or you are facing harassment, discrimination or another urgent threat, act on that first.</w:t>
+        <w:t>✨ Test the next move — does it use something you have proved, and build something new?</w:t>
       </w:r>
     </w:p>
     <w:p>
@@ -303,7 +303,35 @@
           <w:i w:val="0"/>
           <w:sz w:val="22"/>
         </w:rPr>
-        <w:t>And preserving career evidence does not mean taking confidential, proprietary, customer, employee or employer-owned material. Keep only what you are entitled to retain.</w:t>
+        <w:t>This is not advice to delay leaving an unsafe or harmful situation. If your health or safety is at risk, or you are facing harassment or discrimination, act on that first.</w:t>
+      </w:r>
+    </w:p>
+    <w:p>
+      <w:pPr>
+        <w:spacing w:before="0" w:after="48" w:line="250" w:lineRule="auto"/>
+        <w:keepLines w:val="1"/>
+      </w:pPr>
+      <w:r>
+        <w:rPr>
+          <w:b w:val="0"/>
+          <w:i w:val="0"/>
+          <w:sz w:val="22"/>
+        </w:rPr>
+        <w:t>And preserving career evidence never means taking confidential, proprietary, customer, employee or employer-owned material. Keep only what you are entitled to retain.</w:t>
+      </w:r>
+    </w:p>
+    <w:p>
+      <w:pPr>
+        <w:spacing w:before="0" w:after="48" w:line="250" w:lineRule="auto"/>
+        <w:keepLines w:val="1"/>
+      </w:pPr>
+      <w:r>
+        <w:rPr>
+          <w:b w:val="0"/>
+          <w:i w:val="0"/>
+          <w:sz w:val="22"/>
+        </w:rPr>
+        <w:t>The goal is not to slow your decision down. It is to make it legible to you — so you leave this chapter knowing what it built, and never arrive at a decision like this one empty-handed again.</w:t>
       </w:r>
     </w:p>
     <w:p>
@@ -345,7 +373,7 @@
           <w:i w:val="0"/>
           <w:sz w:val="22"/>
         </w:rPr>
-        <w:t>If you want a structured way to read the evidence behind a stay, move or leave decision:</w:t>
+        <w:t>A structured way to read the evidence behind a stay, move or leave decision:</w:t>
       </w:r>
     </w:p>
     <w:p>
@@ -360,6 +388,202 @@
           <w:sz w:val="22"/>
         </w:rPr>
         <w:t>https://temidayoafonja.com/career-decisions</w:t>
+      </w:r>
+    </w:p>
+    <w:p>
+      <w:pPr>
+        <w:spacing w:before="0" w:after="20" w:line="250" w:lineRule="auto"/>
+        <w:keepLines w:val="1"/>
+      </w:pPr>
+      <w:r>
+        <w:rPr>
+          <w:b w:val="0"/>
+          <w:i w:val="0"/>
+          <w:sz w:val="22"/>
+        </w:rPr>
+        <w:t xml:space="preserve"> </w:t>
+      </w:r>
+    </w:p>
+    <w:p>
+      <w:pPr>
+        <w:spacing w:before="0" w:after="48" w:line="250" w:lineRule="auto"/>
+        <w:keepLines w:val="1"/>
+      </w:pPr>
+      <w:r>
+        <w:rPr>
+          <w:b w:val="0"/>
+          <w:i w:val="0"/>
+          <w:sz w:val="22"/>
+        </w:rPr>
+        <w:t>⏱️ CHAPTERS</w:t>
+      </w:r>
+    </w:p>
+    <w:p>
+      <w:pPr>
+        <w:spacing w:before="0" w:after="48" w:line="250" w:lineRule="auto"/>
+        <w:keepLines w:val="1"/>
+      </w:pPr>
+      <w:r>
+        <w:rPr>
+          <w:b w:val="0"/>
+          <w:i w:val="0"/>
+          <w:sz w:val="22"/>
+        </w:rPr>
+        <w:t>00:00 I Am Not Going to Talk You Out of It</w:t>
+      </w:r>
+    </w:p>
+    <w:p>
+      <w:pPr>
+        <w:spacing w:before="0" w:after="48" w:line="250" w:lineRule="auto"/>
+        <w:keepLines w:val="1"/>
+      </w:pPr>
+      <w:r>
+        <w:rPr>
+          <w:b w:val="0"/>
+          <w:i w:val="0"/>
+          <w:sz w:val="22"/>
+        </w:rPr>
+        <w:t>00:48 If Your Health or Safety Is at Risk</w:t>
+      </w:r>
+    </w:p>
+    <w:p>
+      <w:pPr>
+        <w:spacing w:before="0" w:after="48" w:line="250" w:lineRule="auto"/>
+        <w:keepLines w:val="1"/>
+      </w:pPr>
+      <w:r>
+        <w:rPr>
+          <w:b w:val="0"/>
+          <w:i w:val="0"/>
+          <w:sz w:val="22"/>
+        </w:rPr>
+        <w:t>01:10 What Changes the Day You Resign</w:t>
+      </w:r>
+    </w:p>
+    <w:p>
+      <w:pPr>
+        <w:spacing w:before="0" w:after="48" w:line="250" w:lineRule="auto"/>
+        <w:keepLines w:val="1"/>
+      </w:pPr>
+      <w:r>
+        <w:rPr>
+          <w:b w:val="0"/>
+          <w:i w:val="0"/>
+          <w:sz w:val="22"/>
+        </w:rPr>
+        <w:t>02:35 Check 1: Preserve the Evidence</w:t>
+      </w:r>
+    </w:p>
+    <w:p>
+      <w:pPr>
+        <w:spacing w:before="0" w:after="48" w:line="250" w:lineRule="auto"/>
+        <w:keepLines w:val="1"/>
+      </w:pPr>
+      <w:r>
+        <w:rPr>
+          <w:b w:val="0"/>
+          <w:i w:val="0"/>
+          <w:sz w:val="22"/>
+        </w:rPr>
+        <w:t>03:52 Check 2: Name What the Work Built in You</w:t>
+      </w:r>
+    </w:p>
+    <w:p>
+      <w:pPr>
+        <w:spacing w:before="0" w:after="48" w:line="250" w:lineRule="auto"/>
+        <w:keepLines w:val="1"/>
+      </w:pPr>
+      <w:r>
+        <w:rPr>
+          <w:b w:val="0"/>
+          <w:i w:val="0"/>
+          <w:sz w:val="22"/>
+        </w:rPr>
+        <w:t>05:15 Check 3: Test the Next Move</w:t>
+      </w:r>
+    </w:p>
+    <w:p>
+      <w:pPr>
+        <w:spacing w:before="0" w:after="48" w:line="250" w:lineRule="auto"/>
+        <w:keepLines w:val="1"/>
+      </w:pPr>
+      <w:r>
+        <w:rPr>
+          <w:b w:val="0"/>
+          <w:i w:val="0"/>
+          <w:sz w:val="22"/>
+        </w:rPr>
+        <w:t>06:33 The Three Checks, in Order</w:t>
+      </w:r>
+    </w:p>
+    <w:p>
+      <w:pPr>
+        <w:spacing w:before="0" w:after="48" w:line="250" w:lineRule="auto"/>
+        <w:keepLines w:val="1"/>
+      </w:pPr>
+      <w:r>
+        <w:rPr>
+          <w:b w:val="0"/>
+          <w:i w:val="0"/>
+          <w:sz w:val="22"/>
+        </w:rPr>
+        <w:t>06:52 Reading Your Own Evidence</w:t>
+      </w:r>
+    </w:p>
+    <w:p>
+      <w:pPr>
+        <w:spacing w:before="0" w:after="48" w:line="250" w:lineRule="auto"/>
+        <w:keepLines w:val="1"/>
+      </w:pPr>
+      <w:r>
+        <w:rPr>
+          <w:b w:val="0"/>
+          <w:i w:val="0"/>
+          <w:sz w:val="22"/>
+        </w:rPr>
+        <w:t>08:08 Three Questions to Write Down</w:t>
+      </w:r>
+    </w:p>
+    <w:p>
+      <w:pPr>
+        <w:spacing w:before="0" w:after="48" w:line="250" w:lineRule="auto"/>
+        <w:keepLines w:val="1"/>
+      </w:pPr>
+      <w:r>
+        <w:rPr>
+          <w:b w:val="0"/>
+          <w:i w:val="0"/>
+          <w:sz w:val="22"/>
+        </w:rPr>
+        <w:t>08:42 Who You Are Becoming</w:t>
+      </w:r>
+    </w:p>
+    <w:p>
+      <w:pPr>
+        <w:spacing w:before="0" w:after="48" w:line="250" w:lineRule="auto"/>
+        <w:keepLines w:val="1"/>
+      </w:pPr>
+      <w:r>
+        <w:rPr>
+          <w:b w:val="0"/>
+          <w:i w:val="0"/>
+          <w:sz w:val="22"/>
+        </w:rPr>
+        <w:t>09:11 Career Decision Evidence Check</w:t>
+      </w:r>
+    </w:p>
+    <w:p>
+      <w:pPr>
+        <w:spacing w:before="0" w:after="48" w:line="250" w:lineRule="auto"/>
+        <w:keepLines w:val="1"/>
+      </w:pPr>
+      <w:r>
+        <w:rPr>
+          <w:b w:val="0"/>
+          <w:i w:val="0"/>
+          <w:sz w:val="22"/>
+        </w:rPr>
+        <w:t>09:35 How to Change Jobs Without Starting Your Career Over</w:t>
       </w:r>
     </w:p>
     <w:p>
@@ -416,188 +640,6 @@
           <w:sz w:val="22"/>
         </w:rPr>
         <w:t>[ADD VIDEO 1 LINK]</w:t>
-      </w:r>
-    </w:p>
-    <w:p>
-      <w:pPr>
-        <w:spacing w:before="0" w:after="20" w:line="250" w:lineRule="auto"/>
-        <w:keepLines w:val="1"/>
-      </w:pPr>
-      <w:r>
-        <w:rPr>
-          <w:b w:val="0"/>
-          <w:i w:val="0"/>
-          <w:sz w:val="22"/>
-        </w:rPr>
-        <w:t xml:space="preserve"> </w:t>
-      </w:r>
-    </w:p>
-    <w:p>
-      <w:pPr>
-        <w:spacing w:before="0" w:after="48" w:line="250" w:lineRule="auto"/>
-        <w:keepLines w:val="1"/>
-      </w:pPr>
-      <w:r>
-        <w:rPr>
-          <w:b w:val="0"/>
-          <w:i w:val="0"/>
-          <w:sz w:val="22"/>
-        </w:rPr>
-        <w:t>⏱️ CHAPTERS</w:t>
-      </w:r>
-    </w:p>
-    <w:p>
-      <w:pPr>
-        <w:spacing w:before="0" w:after="48" w:line="250" w:lineRule="auto"/>
-        <w:keepLines w:val="1"/>
-      </w:pPr>
-      <w:r>
-        <w:rPr>
-          <w:b w:val="0"/>
-          <w:i w:val="0"/>
-          <w:sz w:val="22"/>
-        </w:rPr>
-        <w:t>00:00   Do not wait until after you leave</w:t>
-      </w:r>
-    </w:p>
-    <w:p>
-      <w:pPr>
-        <w:spacing w:before="0" w:after="48" w:line="250" w:lineRule="auto"/>
-        <w:keepLines w:val="1"/>
-      </w:pPr>
-      <w:r>
-        <w:rPr>
-          <w:b w:val="0"/>
-          <w:i w:val="0"/>
-          <w:sz w:val="22"/>
-        </w:rPr>
-        <w:t>00:31   The safety boundary</w:t>
-      </w:r>
-    </w:p>
-    <w:p>
-      <w:pPr>
-        <w:spacing w:before="0" w:after="48" w:line="250" w:lineRule="auto"/>
-        <w:keepLines w:val="1"/>
-      </w:pPr>
-      <w:r>
-        <w:rPr>
-          <w:b w:val="0"/>
-          <w:i w:val="0"/>
-          <w:sz w:val="22"/>
-        </w:rPr>
-        <w:t>00:55   Once you leave, access changes</w:t>
-      </w:r>
-    </w:p>
-    <w:p>
-      <w:pPr>
-        <w:spacing w:before="0" w:after="48" w:line="250" w:lineRule="auto"/>
-        <w:keepLines w:val="1"/>
-      </w:pPr>
-      <w:r>
-        <w:rPr>
-          <w:b w:val="0"/>
-          <w:i w:val="0"/>
-          <w:sz w:val="22"/>
-        </w:rPr>
-        <w:t>02:01   Check 1: Preserve the evidence</w:t>
-      </w:r>
-    </w:p>
-    <w:p>
-      <w:pPr>
-        <w:spacing w:before="0" w:after="48" w:line="250" w:lineRule="auto"/>
-        <w:keepLines w:val="1"/>
-      </w:pPr>
-      <w:r>
-        <w:rPr>
-          <w:b w:val="0"/>
-          <w:i w:val="0"/>
-          <w:sz w:val="22"/>
-        </w:rPr>
-        <w:t>03:07   Check 2: Name what your work built in you</w:t>
-      </w:r>
-    </w:p>
-    <w:p>
-      <w:pPr>
-        <w:spacing w:before="0" w:after="48" w:line="250" w:lineRule="auto"/>
-        <w:keepLines w:val="1"/>
-      </w:pPr>
-      <w:r>
-        <w:rPr>
-          <w:b w:val="0"/>
-          <w:i w:val="0"/>
-          <w:sz w:val="22"/>
-        </w:rPr>
-        <w:t>04:23   Check 3: Test the next move</w:t>
-      </w:r>
-    </w:p>
-    <w:p>
-      <w:pPr>
-        <w:spacing w:before="0" w:after="48" w:line="250" w:lineRule="auto"/>
-        <w:keepLines w:val="1"/>
-      </w:pPr>
-      <w:r>
-        <w:rPr>
-          <w:b w:val="0"/>
-          <w:i w:val="0"/>
-          <w:sz w:val="22"/>
-        </w:rPr>
-        <w:t>05:32   The three checks together</w:t>
-      </w:r>
-    </w:p>
-    <w:p>
-      <w:pPr>
-        <w:spacing w:before="0" w:after="48" w:line="250" w:lineRule="auto"/>
-        <w:keepLines w:val="1"/>
-      </w:pPr>
-      <w:r>
-        <w:rPr>
-          <w:b w:val="0"/>
-          <w:i w:val="0"/>
-          <w:sz w:val="22"/>
-        </w:rPr>
-        <w:t>05:51   Reading your decision</w:t>
-      </w:r>
-    </w:p>
-    <w:p>
-      <w:pPr>
-        <w:spacing w:before="0" w:after="48" w:line="250" w:lineRule="auto"/>
-        <w:keepLines w:val="1"/>
-      </w:pPr>
-      <w:r>
-        <w:rPr>
-          <w:b w:val="0"/>
-          <w:i w:val="0"/>
-          <w:sz w:val="22"/>
-        </w:rPr>
-        <w:t>07:07   Before you resign</w:t>
-      </w:r>
-    </w:p>
-    <w:p>
-      <w:pPr>
-        <w:spacing w:before="0" w:after="48" w:line="250" w:lineRule="auto"/>
-        <w:keepLines w:val="1"/>
-      </w:pPr>
-      <w:r>
-        <w:rPr>
-          <w:b w:val="0"/>
-          <w:i w:val="0"/>
-          <w:sz w:val="22"/>
-        </w:rPr>
-        <w:t>07:50   Career Decision Evidence Check</w:t>
-      </w:r>
-    </w:p>
-    <w:p>
-      <w:pPr>
-        <w:spacing w:before="0" w:after="48" w:line="250" w:lineRule="auto"/>
-        <w:keepLines w:val="1"/>
-      </w:pPr>
-      <w:r>
-        <w:rPr>
-          <w:b w:val="0"/>
-          <w:i w:val="0"/>
-          <w:sz w:val="22"/>
-        </w:rPr>
-        <w:t>08:14   Watch next</w:t>
       </w:r>
     </w:p>
     <w:p>
@@ -737,7 +779,7 @@
           <w:i w:val="0"/>
           <w:sz w:val="22"/>
         </w:rPr>
-        <w:t>Temidayo Afonja helps experienced professionals understand what they can carry across roles, functions, employers and industries so they can make career pivots and internal moves without starting from zero.</w:t>
+        <w:t>#CareerChange #CareerDecision #QuittingYourJob</w:t>
       </w:r>
     </w:p>
     <w:p>
@@ -752,7 +794,7 @@
           <w:color w:val="5A6B82"/>
           <w:sz w:val="20"/>
         </w:rPr>
-        <w:t>— END OF COPY-READY DESCRIPTION —</w:t>
+        <w:t>— END OF THE COPY-READY DESCRIPTION —</w:t>
       </w:r>
     </w:p>
     <w:p>
@@ -800,7 +842,7 @@
           <w:color w:val="9B2C10"/>
           <w:sz w:val="21"/>
         </w:rPr>
-        <w:t>These timestamps are script-derived, not measured from the finished edit. Replace every one of them before publication. Do not force the edit to match them.</w:t>
+        <w:t>These timestamps are script-derived, not measured from the finished edit. Replace every one before publication.</w:t>
       </w:r>
     </w:p>
     <w:p>
@@ -831,7 +873,7 @@
           <w:color w:val="5A6B82"/>
           <w:sz w:val="21"/>
         </w:rPr>
-        <w:t>Identical to the eleven chapter lines inside the description above.</w:t>
+        <w:t>Identical to the 12 chapter lines inside the description above.</w:t>
       </w:r>
     </w:p>
     <w:p>
@@ -845,7 +887,7 @@
           <w:i w:val="0"/>
           <w:sz w:val="22"/>
         </w:rPr>
-        <w:t>00:00   Do not wait until after you leave</w:t>
+        <w:t>00:00 I Am Not Going to Talk You Out of It</w:t>
       </w:r>
     </w:p>
     <w:p>
@@ -859,7 +901,7 @@
           <w:i w:val="0"/>
           <w:sz w:val="22"/>
         </w:rPr>
-        <w:t>00:31   The safety boundary</w:t>
+        <w:t>00:48 If Your Health or Safety Is at Risk</w:t>
       </w:r>
     </w:p>
     <w:p>
@@ -873,7 +915,7 @@
           <w:i w:val="0"/>
           <w:sz w:val="22"/>
         </w:rPr>
-        <w:t>00:55   Once you leave, access changes</w:t>
+        <w:t>01:10 What Changes the Day You Resign</w:t>
       </w:r>
     </w:p>
     <w:p>
@@ -887,7 +929,7 @@
           <w:i w:val="0"/>
           <w:sz w:val="22"/>
         </w:rPr>
-        <w:t>02:01   Check 1: Preserve the evidence</w:t>
+        <w:t>02:35 Check 1: Preserve the Evidence</w:t>
       </w:r>
     </w:p>
     <w:p>
@@ -901,7 +943,7 @@
           <w:i w:val="0"/>
           <w:sz w:val="22"/>
         </w:rPr>
-        <w:t>03:07   Check 2: Name what your work built in you</w:t>
+        <w:t>03:52 Check 2: Name What the Work Built in You</w:t>
       </w:r>
     </w:p>
     <w:p>
@@ -915,7 +957,7 @@
           <w:i w:val="0"/>
           <w:sz w:val="22"/>
         </w:rPr>
-        <w:t>04:23   Check 3: Test the next move</w:t>
+        <w:t>05:15 Check 3: Test the Next Move</w:t>
       </w:r>
     </w:p>
     <w:p>
@@ -929,7 +971,7 @@
           <w:i w:val="0"/>
           <w:sz w:val="22"/>
         </w:rPr>
-        <w:t>05:32   The three checks together</w:t>
+        <w:t>06:33 The Three Checks, in Order</w:t>
       </w:r>
     </w:p>
     <w:p>
@@ -943,7 +985,7 @@
           <w:i w:val="0"/>
           <w:sz w:val="22"/>
         </w:rPr>
-        <w:t>05:51   Reading your decision</w:t>
+        <w:t>06:52 Reading Your Own Evidence</w:t>
       </w:r>
     </w:p>
     <w:p>
@@ -957,7 +999,7 @@
           <w:i w:val="0"/>
           <w:sz w:val="22"/>
         </w:rPr>
-        <w:t>07:07   Before you resign</w:t>
+        <w:t>08:08 Three Questions to Write Down</w:t>
       </w:r>
     </w:p>
     <w:p>
@@ -971,7 +1013,7 @@
           <w:i w:val="0"/>
           <w:sz w:val="22"/>
         </w:rPr>
-        <w:t>07:50   Career Decision Evidence Check</w:t>
+        <w:t>08:42 Who You Are Becoming</w:t>
       </w:r>
     </w:p>
     <w:p>
@@ -985,7 +1027,21 @@
           <w:i w:val="0"/>
           <w:sz w:val="22"/>
         </w:rPr>
-        <w:t>08:14   Watch next</w:t>
+        <w:t>09:11 Career Decision Evidence Check</w:t>
+      </w:r>
+    </w:p>
+    <w:p>
+      <w:pPr>
+        <w:spacing w:before="0" w:after="28" w:line="250" w:lineRule="auto"/>
+        <w:keepLines w:val="1"/>
+      </w:pPr>
+      <w:r>
+        <w:rPr>
+          <w:b w:val="0"/>
+          <w:i w:val="0"/>
+          <w:sz w:val="22"/>
+        </w:rPr>
+        <w:t>09:35 How to Change Jobs Without Starting Your Career Over</w:t>
       </w:r>
     </w:p>
     <w:p>
@@ -1015,7 +1071,7 @@
           <w:i w:val="0"/>
           <w:sz w:val="22"/>
         </w:rPr>
-        <w:t>Before you resign, which of these three questions is hardest for you to answer?</w:t>
+        <w:t>Which part of this is happening in your situation right now?</w:t>
       </w:r>
     </w:p>
     <w:p>
@@ -1029,7 +1085,7 @@
           <w:i w:val="0"/>
           <w:sz w:val="22"/>
         </w:rPr>
-        <w:t>1. What evidence do I need to preserve now?</w:t>
+        <w:t>1. You have decided, and you want to leave properly</w:t>
       </w:r>
     </w:p>
     <w:p>
@@ -1043,7 +1099,7 @@
           <w:i w:val="0"/>
           <w:sz w:val="22"/>
         </w:rPr>
-        <w:t>2. What does my strongest evidence prove I can do?</w:t>
+        <w:t>2. You are not sure whether the problem is the job or the whole organisation</w:t>
       </w:r>
     </w:p>
     <w:p>
@@ -1057,7 +1113,7 @@
           <w:i w:val="0"/>
           <w:sz w:val="22"/>
         </w:rPr>
-        <w:t>3. What must the next move use — and what must it build?</w:t>
+        <w:t>3. You know you need a bridge first and are not sure what kind</w:t>
       </w:r>
     </w:p>
     <w:p>
@@ -1071,7 +1127,49 @@
           <w:i w:val="0"/>
           <w:sz w:val="22"/>
         </w:rPr>
-        <w:t>And if your health or safety is at risk, you do not need to delay leaving in order to finish a career exercise.</w:t>
+        <w:t>Tell me which one. And if you had to write down what your strongest piece of work proves you can do, what would you put?</w:t>
+      </w:r>
+    </w:p>
+    <w:p>
+      <w:pPr>
+        <w:spacing w:before="0" w:after="40" w:line="250" w:lineRule="auto"/>
+        <w:keepLines w:val="1"/>
+      </w:pPr>
+      <w:r>
+        <w:rPr>
+          <w:b w:val="0"/>
+          <w:i w:val="0"/>
+          <w:sz w:val="22"/>
+        </w:rPr>
+        <w:t>If your health or safety is at risk, or you are facing harassment or discrimination, you do not need to finish a career exercise before protecting yourself.</w:t>
+      </w:r>
+    </w:p>
+    <w:p>
+      <w:pPr>
+        <w:spacing w:before="0" w:after="40" w:line="250" w:lineRule="auto"/>
+        <w:keepLines w:val="1"/>
+      </w:pPr>
+      <w:r>
+        <w:rPr>
+          <w:b w:val="0"/>
+          <w:i w:val="0"/>
+          <w:sz w:val="22"/>
+        </w:rPr>
+        <w:t>If you want a structured way to read the evidence behind the decision, the Career Decision Evidence Check is here:</w:t>
+      </w:r>
+    </w:p>
+    <w:p>
+      <w:pPr>
+        <w:spacing w:before="0" w:after="40" w:line="250" w:lineRule="auto"/>
+        <w:keepLines w:val="1"/>
+      </w:pPr>
+      <w:r>
+        <w:rPr>
+          <w:b w:val="0"/>
+          <w:i w:val="0"/>
+          <w:sz w:val="22"/>
+        </w:rPr>
+        <w:t>https://temidayoafonja.com/career-decisions</w:t>
       </w:r>
     </w:p>
     <w:p>
@@ -1101,7 +1199,7 @@
           <w:i w:val="0"/>
           <w:sz w:val="22"/>
         </w:rPr>
-        <w:t>How to Change Jobs Without Starting Your Career Over  (Video 1)</w:t>
+        <w:t>Video 1 — How to Change Jobs Without Starting Your Career Over</w:t>
       </w:r>
     </w:p>
     <w:p>
@@ -1146,7 +1244,7 @@
           <w:i w:val="0"/>
           <w:sz w:val="21"/>
         </w:rPr>
-        <w:t>things to do before quitting your job, before you resign, should I quit my job, career change, career transition, career decision, quitting your job, career evidence, career portability, experienced professionals, Temidayo Afonja, Capability Formation</w:t>
+        <w:t>things to do before quitting your job, before you resign, should I quit my job, quitting your job, career change, career transition, career decision, career evidence, career portability, experienced professionals, Temidayo Afonja, Capability Formation</w:t>
       </w:r>
     </w:p>
     <w:sectPr>

--- a/deliverables/video-3-slides/hit-final/Video_3_YouTube_Description_HIT.docx
+++ b/deliverables/video-3-slides/hit-final/Video_3_YouTube_Description_HIT.docx
@@ -42,7 +42,7 @@
           <w:color w:val="5A6B82"/>
           <w:sz w:val="22"/>
         </w:rPr>
-        <w:t>Video 3  ·  YouTube description  ·  v5.0</w:t>
+        <w:t>Video 3  ·  YouTube description  ·  v5.1</w:t>
       </w:r>
     </w:p>
     <w:p>
@@ -205,7 +205,7 @@
           <w:i w:val="0"/>
           <w:sz w:val="22"/>
         </w:rPr>
-        <w:t>If you are seriously thinking about quitting, this is not a video trying to talk you out of it.</w:t>
+        <w:t>You may already know. Some part of you may have decided weeks ago, and the rest of you is waiting for a date, or a reason, or enough nerve.</w:t>
       </w:r>
     </w:p>
     <w:p>
@@ -219,7 +219,7 @@
           <w:i w:val="0"/>
           <w:sz w:val="22"/>
         </w:rPr>
-        <w:t>I do not know your manager, your workload or what this year has cost you. You do. What I do know is that people leave carrying far less than they earned, and they only find out months later.</w:t>
+        <w:t>I am not going to try to talk you into staying. That is not my call, and it is not what this is. You have information about your own situation that nobody watching from outside has.</w:t>
       </w:r>
     </w:p>
     <w:p>
@@ -233,7 +233,7 @@
           <w:i w:val="0"/>
           <w:sz w:val="22"/>
         </w:rPr>
-        <w:t>The day you resign, access changes. Dates, context, what was actually yours — all of it gets harder to reach.</w:t>
+        <w:t>But the day you leave, access changes. The systems close. The files close. The people who could confirm what you actually did scatter. And your own memory of the detail starts to blur almost immediately.</w:t>
       </w:r>
     </w:p>
     <w:p>
@@ -331,7 +331,7 @@
           <w:i w:val="0"/>
           <w:sz w:val="22"/>
         </w:rPr>
-        <w:t>The goal is not to slow your decision down. It is to make it legible to you — so you leave this chapter knowing what it built, and never arrive at a decision like this one empty-handed again.</w:t>
+        <w:t>The goal is not to slow your decision down. It is to make sure your decision is legible before your access changes — so you walk out knowing what this chapter built, what evidence supports it, and what your next move can use.</w:t>
       </w:r>
     </w:p>
     <w:p>
@@ -429,7 +429,7 @@
           <w:i w:val="0"/>
           <w:sz w:val="22"/>
         </w:rPr>
-        <w:t>00:00 I Am Not Going to Talk You Out of It</w:t>
+        <w:t>00:00 I Am Not Going to Talk You Into Staying</w:t>
       </w:r>
     </w:p>
     <w:p>
@@ -443,7 +443,7 @@
           <w:i w:val="0"/>
           <w:sz w:val="22"/>
         </w:rPr>
-        <w:t>00:48 If Your Health or Safety Is at Risk</w:t>
+        <w:t>00:36 If Your Health or Safety Is at Risk</w:t>
       </w:r>
     </w:p>
     <w:p>
@@ -457,7 +457,7 @@
           <w:i w:val="0"/>
           <w:sz w:val="22"/>
         </w:rPr>
-        <w:t>01:10 What Changes the Day You Resign</w:t>
+        <w:t>01:36 What Changes the Day You Leave</w:t>
       </w:r>
     </w:p>
     <w:p>
@@ -471,7 +471,7 @@
           <w:i w:val="0"/>
           <w:sz w:val="22"/>
         </w:rPr>
-        <w:t>02:35 Check 1: Preserve the Evidence</w:t>
+        <w:t>02:41 Check 1: Preserve the Evidence</w:t>
       </w:r>
     </w:p>
     <w:p>
@@ -485,7 +485,7 @@
           <w:i w:val="0"/>
           <w:sz w:val="22"/>
         </w:rPr>
-        <w:t>03:52 Check 2: Name What the Work Built in You</w:t>
+        <w:t>04:19 Check 2: Name What the Work Built in You</w:t>
       </w:r>
     </w:p>
     <w:p>
@@ -499,7 +499,7 @@
           <w:i w:val="0"/>
           <w:sz w:val="22"/>
         </w:rPr>
-        <w:t>05:15 Check 3: Test the Next Move</w:t>
+        <w:t>05:37 Check 3: Test the Next Move</w:t>
       </w:r>
     </w:p>
     <w:p>
@@ -513,7 +513,7 @@
           <w:i w:val="0"/>
           <w:sz w:val="22"/>
         </w:rPr>
-        <w:t>06:33 The Three Checks, in Order</w:t>
+        <w:t>07:04 Reading Your Own Evidence</w:t>
       </w:r>
     </w:p>
     <w:p>
@@ -527,7 +527,7 @@
           <w:i w:val="0"/>
           <w:sz w:val="22"/>
         </w:rPr>
-        <w:t>06:52 Reading Your Own Evidence</w:t>
+        <w:t>07:45 Leaving With More Than Exhaustion</w:t>
       </w:r>
     </w:p>
     <w:p>
@@ -541,7 +541,7 @@
           <w:i w:val="0"/>
           <w:sz w:val="22"/>
         </w:rPr>
-        <w:t>08:08 Three Questions to Write Down</w:t>
+        <w:t>08:40 Career Decision Evidence Check</w:t>
       </w:r>
     </w:p>
     <w:p>
@@ -555,35 +555,7 @@
           <w:i w:val="0"/>
           <w:sz w:val="22"/>
         </w:rPr>
-        <w:t>08:42 Who You Are Becoming</w:t>
-      </w:r>
-    </w:p>
-    <w:p>
-      <w:pPr>
-        <w:spacing w:before="0" w:after="48" w:line="250" w:lineRule="auto"/>
-        <w:keepLines w:val="1"/>
-      </w:pPr>
-      <w:r>
-        <w:rPr>
-          <w:b w:val="0"/>
-          <w:i w:val="0"/>
-          <w:sz w:val="22"/>
-        </w:rPr>
-        <w:t>09:11 Career Decision Evidence Check</w:t>
-      </w:r>
-    </w:p>
-    <w:p>
-      <w:pPr>
-        <w:spacing w:before="0" w:after="48" w:line="250" w:lineRule="auto"/>
-        <w:keepLines w:val="1"/>
-      </w:pPr>
-      <w:r>
-        <w:rPr>
-          <w:b w:val="0"/>
-          <w:i w:val="0"/>
-          <w:sz w:val="22"/>
-        </w:rPr>
-        <w:t>09:35 How to Change Jobs Without Starting Your Career Over</w:t>
+        <w:t>08:59 How to Change Jobs Without Starting Your Career Over</w:t>
       </w:r>
     </w:p>
     <w:p>
@@ -873,7 +845,7 @@
           <w:color w:val="5A6B82"/>
           <w:sz w:val="21"/>
         </w:rPr>
-        <w:t>Identical to the 12 chapter lines inside the description above.</w:t>
+        <w:t>Identical to the 10 chapter lines inside the description above.</w:t>
       </w:r>
     </w:p>
     <w:p>
@@ -887,7 +859,7 @@
           <w:i w:val="0"/>
           <w:sz w:val="22"/>
         </w:rPr>
-        <w:t>00:00 I Am Not Going to Talk You Out of It</w:t>
+        <w:t>00:00 I Am Not Going to Talk You Into Staying</w:t>
       </w:r>
     </w:p>
     <w:p>
@@ -901,7 +873,7 @@
           <w:i w:val="0"/>
           <w:sz w:val="22"/>
         </w:rPr>
-        <w:t>00:48 If Your Health or Safety Is at Risk</w:t>
+        <w:t>00:36 If Your Health or Safety Is at Risk</w:t>
       </w:r>
     </w:p>
     <w:p>
@@ -915,7 +887,7 @@
           <w:i w:val="0"/>
           <w:sz w:val="22"/>
         </w:rPr>
-        <w:t>01:10 What Changes the Day You Resign</w:t>
+        <w:t>01:36 What Changes the Day You Leave</w:t>
       </w:r>
     </w:p>
     <w:p>
@@ -929,7 +901,7 @@
           <w:i w:val="0"/>
           <w:sz w:val="22"/>
         </w:rPr>
-        <w:t>02:35 Check 1: Preserve the Evidence</w:t>
+        <w:t>02:41 Check 1: Preserve the Evidence</w:t>
       </w:r>
     </w:p>
     <w:p>
@@ -943,7 +915,7 @@
           <w:i w:val="0"/>
           <w:sz w:val="22"/>
         </w:rPr>
-        <w:t>03:52 Check 2: Name What the Work Built in You</w:t>
+        <w:t>04:19 Check 2: Name What the Work Built in You</w:t>
       </w:r>
     </w:p>
     <w:p>
@@ -957,7 +929,7 @@
           <w:i w:val="0"/>
           <w:sz w:val="22"/>
         </w:rPr>
-        <w:t>05:15 Check 3: Test the Next Move</w:t>
+        <w:t>05:37 Check 3: Test the Next Move</w:t>
       </w:r>
     </w:p>
     <w:p>
@@ -971,7 +943,7 @@
           <w:i w:val="0"/>
           <w:sz w:val="22"/>
         </w:rPr>
-        <w:t>06:33 The Three Checks, in Order</w:t>
+        <w:t>07:04 Reading Your Own Evidence</w:t>
       </w:r>
     </w:p>
     <w:p>
@@ -985,7 +957,7 @@
           <w:i w:val="0"/>
           <w:sz w:val="22"/>
         </w:rPr>
-        <w:t>06:52 Reading Your Own Evidence</w:t>
+        <w:t>07:45 Leaving With More Than Exhaustion</w:t>
       </w:r>
     </w:p>
     <w:p>
@@ -999,7 +971,7 @@
           <w:i w:val="0"/>
           <w:sz w:val="22"/>
         </w:rPr>
-        <w:t>08:08 Three Questions to Write Down</w:t>
+        <w:t>08:40 Career Decision Evidence Check</w:t>
       </w:r>
     </w:p>
     <w:p>
@@ -1013,35 +985,7 @@
           <w:i w:val="0"/>
           <w:sz w:val="22"/>
         </w:rPr>
-        <w:t>08:42 Who You Are Becoming</w:t>
-      </w:r>
-    </w:p>
-    <w:p>
-      <w:pPr>
-        <w:spacing w:before="0" w:after="28" w:line="250" w:lineRule="auto"/>
-        <w:keepLines w:val="1"/>
-      </w:pPr>
-      <w:r>
-        <w:rPr>
-          <w:b w:val="0"/>
-          <w:i w:val="0"/>
-          <w:sz w:val="22"/>
-        </w:rPr>
-        <w:t>09:11 Career Decision Evidence Check</w:t>
-      </w:r>
-    </w:p>
-    <w:p>
-      <w:pPr>
-        <w:spacing w:before="0" w:after="28" w:line="250" w:lineRule="auto"/>
-        <w:keepLines w:val="1"/>
-      </w:pPr>
-      <w:r>
-        <w:rPr>
-          <w:b w:val="0"/>
-          <w:i w:val="0"/>
-          <w:sz w:val="22"/>
-        </w:rPr>
-        <w:t>09:35 How to Change Jobs Without Starting Your Career Over</w:t>
+        <w:t>08:59 How to Change Jobs Without Starting Your Career Over</w:t>
       </w:r>
     </w:p>
     <w:p>

--- a/deliverables/video-3-slides/hit-final/Video_3_YouTube_Description_HIT.docx
+++ b/deliverables/video-3-slides/hit-final/Video_3_YouTube_Description_HIT.docx
@@ -42,7 +42,7 @@
           <w:color w:val="5A6B82"/>
           <w:sz w:val="22"/>
         </w:rPr>
-        <w:t>Video 3  ·  YouTube description  ·  v5.1</w:t>
+        <w:t>Video 3  ·  YouTube description  ·  v5.1.1</w:t>
       </w:r>
     </w:p>
     <w:p>
@@ -233,7 +233,7 @@
           <w:i w:val="0"/>
           <w:sz w:val="22"/>
         </w:rPr>
-        <w:t>But the day you leave, access changes. The systems close. The files close. The people who could confirm what you actually did scatter. And your own memory of the detail starts to blur almost immediately.</w:t>
+        <w:t>But the day you leave, access changes. The systems close. The files close. The people who could confirm what you actually did scatter. And the detail can start to blur faster than you expect.</w:t>
       </w:r>
     </w:p>
     <w:p>
@@ -1043,7 +1043,7 @@
           <w:i w:val="0"/>
           <w:sz w:val="22"/>
         </w:rPr>
-        <w:t>2. You are not sure whether the problem is the job or the whole organisation</w:t>
+        <w:t>2. You are not sure whether the problem is the job or the whole organization</w:t>
       </w:r>
     </w:p>
     <w:p>
